--- a/docs/ahg-2026/kit/step-cards/4-ground-it.docx
+++ b/docs/ahg-2026/kit/step-cards/4-ground-it.docx
@@ -95,6 +95,14 @@
       </w:pPr>
       <w:r>
         <w:t>Optional: open the syllabus in Word, choose Review, then Check Accessibility, and paste the results into Copilot Chat with your agent. Same skill, different checker.</w:t>
+      </w:r>
+    </w:p>
+    <w:p>
+      <w:pPr>
+        <w:pStyle w:val="ListNumber"/>
+      </w:pPr>
+      <w:r>
+        <w:t>Optional: the course announcement is online at letitglow.app/ahg/site. Run Accessibility Insights FastPass on it and compare with its checker report.</w:t>
       </w:r>
     </w:p>
     <w:p>

--- a/docs/ahg-2026/kit/step-cards/4-ground-it.docx
+++ b/docs/ahg-2026/kit/step-cards/4-ground-it.docx
@@ -51,15 +51,87 @@
     </w:p>
     <w:p>
       <w:pPr>
-        <w:pStyle w:val="ListNumber"/>
+        <w:pStyle w:val="Heading3"/>
       </w:pPr>
       <w:r>
-        <w:t>Open Copilot Chat: Control+Alt+I on Windows, or Command+Control+I on a Mac.</w:t>
+        <w:t>In a browser</w:t>
       </w:r>
     </w:p>
     <w:p>
       <w:pPr>
         <w:pStyle w:val="ListNumber"/>
+        <w:numPr>
+          <w:ilvl w:val="0"/>
+          <w:numId w:val="10"/>
+        </w:numPr>
+      </w:pPr>
+      <w:r>
+        <w:t>In the same conversation, paste the text for "Block 4: ground it" from letitglow.app/ahg/assistant, and press Enter. It carries every course file's checker report.</w:t>
+      </w:r>
+    </w:p>
+    <w:p>
+      <w:pPr>
+        <w:pStyle w:val="ListNumber"/>
+        <w:numPr>
+          <w:ilvl w:val="0"/>
+          <w:numId w:val="10"/>
+        </w:numPr>
+      </w:pPr>
+      <w:r>
+        <w:t>Use the same file as this morning.</w:t>
+      </w:r>
+    </w:p>
+    <w:p>
+      <w:pPr>
+        <w:pStyle w:val="ListNumber"/>
+        <w:numPr>
+          <w:ilvl w:val="0"/>
+          <w:numId w:val="10"/>
+        </w:numPr>
+      </w:pPr>
+      <w:r>
+        <w:t>Your agent answers again from that file's checker report: GLOW's audit for the documents, axe-core for the web page.</w:t>
+      </w:r>
+    </w:p>
+    <w:p>
+      <w:pPr>
+        <w:pStyle w:val="ListNumber"/>
+        <w:numPr>
+          <w:ilvl w:val="0"/>
+          <w:numId w:val="10"/>
+        </w:numPr>
+      </w:pPr>
+      <w:r>
+        <w:t>Read the new answer, then the before and after.</w:t>
+      </w:r>
+    </w:p>
+    <w:p>
+      <w:pPr>
+        <w:pStyle w:val="Heading3"/>
+      </w:pPr>
+      <w:r>
+        <w:t>In VS Code</w:t>
+      </w:r>
+    </w:p>
+    <w:p>
+      <w:pPr>
+        <w:pStyle w:val="ListNumber"/>
+        <w:numPr>
+          <w:ilvl w:val="0"/>
+          <w:numId w:val="11"/>
+        </w:numPr>
+      </w:pPr>
+      <w:r>
+        <w:t>Open Copilot Chat: Control+Alt+I on Windows, or Control+Command+I on a Mac.</w:t>
+      </w:r>
+    </w:p>
+    <w:p>
+      <w:pPr>
+        <w:pStyle w:val="ListNumber"/>
+        <w:numPr>
+          <w:ilvl w:val="0"/>
+          <w:numId w:val="11"/>
+        </w:numPr>
       </w:pPr>
       <w:r>
         <w:t>Type /ground-my-agent and press Enter.</w:t>
@@ -68,6 +140,10 @@
     <w:p>
       <w:pPr>
         <w:pStyle w:val="ListNumber"/>
+        <w:numPr>
+          <w:ilvl w:val="0"/>
+          <w:numId w:val="11"/>
+        </w:numPr>
       </w:pPr>
       <w:r>
         <w:t>Use the same file as this morning.</w:t>
@@ -76,6 +152,10 @@
     <w:p>
       <w:pPr>
         <w:pStyle w:val="ListNumber"/>
+        <w:numPr>
+          <w:ilvl w:val="0"/>
+          <w:numId w:val="11"/>
+        </w:numPr>
       </w:pPr>
       <w:r>
         <w:t>Your agent reads that file's checker report from sample-course/evidence: GLOW's audit for the documents, axe-core for the web page.</w:t>
@@ -84,6 +164,10 @@
     <w:p>
       <w:pPr>
         <w:pStyle w:val="ListNumber"/>
+        <w:numPr>
+          <w:ilvl w:val="0"/>
+          <w:numId w:val="11"/>
+        </w:numPr>
       </w:pPr>
       <w:r>
         <w:t>Read the new answer, then Copilot's before and after.</w:t>
@@ -91,18 +175,34 @@
     </w:p>
     <w:p>
       <w:pPr>
-        <w:pStyle w:val="ListNumber"/>
+        <w:pStyle w:val="Heading3"/>
       </w:pPr>
       <w:r>
-        <w:t>Optional: open the syllabus in Word, choose Review, then Check Accessibility, and paste the results into Copilot Chat with your agent. Same skill, different checker.</w:t>
+        <w:t>Optional, on any path</w:t>
       </w:r>
     </w:p>
     <w:p>
       <w:pPr>
         <w:pStyle w:val="ListNumber"/>
+        <w:numPr>
+          <w:ilvl w:val="0"/>
+          <w:numId w:val="12"/>
+        </w:numPr>
       </w:pPr>
       <w:r>
-        <w:t>Optional: the course announcement is online at letitglow.app/ahg/site. Run Accessibility Insights FastPass on it and compare with its checker report.</w:t>
+        <w:t>Open the syllabus in Word, choose Review, then Check Accessibility, and paste the results into the chat with your agent. Same skill, different checker.</w:t>
+      </w:r>
+    </w:p>
+    <w:p>
+      <w:pPr>
+        <w:pStyle w:val="ListNumber"/>
+        <w:numPr>
+          <w:ilvl w:val="0"/>
+          <w:numId w:val="12"/>
+        </w:numPr>
+      </w:pPr>
+      <w:r>
+        <w:t>The course announcement is online at letitglow.app/ahg/site. Run Accessibility Insights FastPass on it and compare with its checker report.</w:t>
       </w:r>
     </w:p>
     <w:p>
@@ -128,7 +228,7 @@
     </w:p>
     <w:p>
       <w:r>
-        <w:t>Read the before and after in examples/maria-alternate-format-planner.md, section 4, and use a ready-made agent with /ground-my-agent. It works the same way.</w:t>
+        <w:t>Read the before and after in examples/maria-alternate-format-planner.md, section 4, and run this block with a ready-made agent. It works the same way.</w:t>
       </w:r>
     </w:p>
     <w:p>
@@ -394,6 +494,24 @@
   </w:num>
   <w:num w:numId="9">
     <w:abstractNumId w:val="0"/>
+  </w:num>
+  <w:num w:numId="10">
+    <w:abstractNumId w:val="7"/>
+    <w:lvlOverride w:ilvl="0">
+      <w:startOverride w:val="1"/>
+    </w:lvlOverride>
+  </w:num>
+  <w:num w:numId="11">
+    <w:abstractNumId w:val="7"/>
+    <w:lvlOverride w:ilvl="0">
+      <w:startOverride w:val="1"/>
+    </w:lvlOverride>
+  </w:num>
+  <w:num w:numId="12">
+    <w:abstractNumId w:val="7"/>
+    <w:lvlOverride w:ilvl="0">
+      <w:startOverride w:val="1"/>
+    </w:lvlOverride>
   </w:num>
 </w:numbering>
 </file>

--- a/docs/ahg-2026/kit/step-cards/4-ground-it.docx
+++ b/docs/ahg-2026/kit/step-cards/4-ground-it.docx
@@ -12,7 +12,7 @@
     </w:p>
     <w:p>
       <w:r>
-        <w:t>Block 4 of 7, 1:15 to 2:10.</w:t>
+        <w:t>Block 4 of 7, 1:15 to 2:05.</w:t>
       </w:r>
     </w:p>
     <w:p>
@@ -38,7 +38,7 @@
     </w:p>
     <w:p>
       <w:r>
-        <w:t>The same agent, giving cited answers from real evidence, and a before and after you can show a colleague.</w:t>
+        <w:t>Your agent giving cited answers from real evidence, a before and after you can show a colleague, and version 3 of your agent.</w:t>
       </w:r>
     </w:p>
     <w:p>
@@ -207,6 +207,94 @@
     </w:p>
     <w:p>
       <w:pPr>
+        <w:pStyle w:val="Heading3"/>
+      </w:pPr>
+      <w:r>
+        <w:t>Then make the next version, in a browser</w:t>
+      </w:r>
+    </w:p>
+    <w:p>
+      <w:pPr>
+        <w:pStyle w:val="ListNumber"/>
+        <w:numPr>
+          <w:ilvl w:val="0"/>
+          <w:numId w:val="13"/>
+        </w:numPr>
+      </w:pPr>
+      <w:r>
+        <w:t>In the same conversation, paste the review text from letitglow.app/ahg/assistant, under "Review your agent", and press Enter.</w:t>
+      </w:r>
+    </w:p>
+    <w:p>
+      <w:pPr>
+        <w:pStyle w:val="ListNumber"/>
+        <w:numPr>
+          <w:ilvl w:val="0"/>
+          <w:numId w:val="13"/>
+        </w:numPr>
+      </w:pPr>
+      <w:r>
+        <w:t>Read the twelve Yes or Not yet lines, then the one change it suggests and why.</w:t>
+      </w:r>
+    </w:p>
+    <w:p>
+      <w:pPr>
+        <w:pStyle w:val="ListNumber"/>
+        <w:numPr>
+          <w:ilvl w:val="0"/>
+          <w:numId w:val="13"/>
+        </w:numPr>
+      </w:pPr>
+      <w:r>
+        <w:t>Say yes, or reword the change in your own words. Your assistant gives you version 3 of your agent in a box with a Copy button. Copy it and keep it, the same way as in block 2.</w:t>
+      </w:r>
+    </w:p>
+    <w:p>
+      <w:pPr>
+        <w:pStyle w:val="Heading3"/>
+      </w:pPr>
+      <w:r>
+        <w:t>Then make the next version, in VS Code</w:t>
+      </w:r>
+    </w:p>
+    <w:p>
+      <w:pPr>
+        <w:pStyle w:val="ListNumber"/>
+        <w:numPr>
+          <w:ilvl w:val="0"/>
+          <w:numId w:val="14"/>
+        </w:numPr>
+      </w:pPr>
+      <w:r>
+        <w:t>Type /review-my-agent and press Enter.</w:t>
+      </w:r>
+    </w:p>
+    <w:p>
+      <w:pPr>
+        <w:pStyle w:val="ListNumber"/>
+        <w:numPr>
+          <w:ilvl w:val="0"/>
+          <w:numId w:val="14"/>
+        </w:numPr>
+      </w:pPr>
+      <w:r>
+        <w:t>Read the twelve Yes or Not yet lines, then the one change it suggests and why.</w:t>
+      </w:r>
+    </w:p>
+    <w:p>
+      <w:pPr>
+        <w:pStyle w:val="ListNumber"/>
+        <w:numPr>
+          <w:ilvl w:val="0"/>
+          <w:numId w:val="14"/>
+        </w:numPr>
+      </w:pPr>
+      <w:r>
+        <w:t>Say yes, or reword the change. Copilot saves version 3 of your agent and installs it.</w:t>
+      </w:r>
+    </w:p>
+    <w:p>
+      <w:pPr>
         <w:pStyle w:val="Heading2"/>
       </w:pPr>
       <w:r>
@@ -215,7 +303,7 @@
     </w:p>
     <w:p>
       <w:r>
-        <w:t>Your agent's new answer cites at least one WCAG 2.2 criterion with a link, and says what a person still needs to check.</w:t>
+        <w:t>Your agent's new answer cites at least one WCAG 2.2 criterion with a link, says what a person still needs to check, and you have version 3.</w:t>
       </w:r>
     </w:p>
     <w:p>
@@ -508,6 +596,18 @@
     </w:lvlOverride>
   </w:num>
   <w:num w:numId="12">
+    <w:abstractNumId w:val="7"/>
+    <w:lvlOverride w:ilvl="0">
+      <w:startOverride w:val="1"/>
+    </w:lvlOverride>
+  </w:num>
+  <w:num w:numId="13">
+    <w:abstractNumId w:val="7"/>
+    <w:lvlOverride w:ilvl="0">
+      <w:startOverride w:val="1"/>
+    </w:lvlOverride>
+  </w:num>
+  <w:num w:numId="14">
     <w:abstractNumId w:val="7"/>
     <w:lvlOverride w:ilvl="0">
       <w:startOverride w:val="1"/>

--- a/docs/ahg-2026/kit/step-cards/4-ground-it.docx
+++ b/docs/ahg-2026/kit/step-cards/4-ground-it.docx
@@ -12,6 +12,7 @@
     </w:p>
     <w:p>
       <w:r>
+        <w:rPr/>
         <w:t>Block 4 of 7, 1:15 to 2:05.</w:t>
       </w:r>
     </w:p>
@@ -25,6 +26,7 @@
     </w:p>
     <w:p>
       <w:r>
+        <w:rPr/>
         <w:t>Step 4 of 7: your agent, grounded in real evidence.</w:t>
       </w:r>
     </w:p>
@@ -38,6 +40,7 @@
     </w:p>
     <w:p>
       <w:r>
+        <w:rPr/>
         <w:t>Your agent giving cited answers from real evidence, a before and after you can show a colleague, and version 3 of your agent.</w:t>
       </w:r>
     </w:p>
@@ -66,6 +69,7 @@
         </w:numPr>
       </w:pPr>
       <w:r>
+        <w:rPr/>
         <w:t>In the same conversation, paste the text for "Block 4: ground it" from letitglow.app/ahg/assistant, and press Enter. It carries every course file's checker report.</w:t>
       </w:r>
     </w:p>
@@ -78,6 +82,7 @@
         </w:numPr>
       </w:pPr>
       <w:r>
+        <w:rPr/>
         <w:t>Use the same file as this morning.</w:t>
       </w:r>
     </w:p>
@@ -90,6 +95,7 @@
         </w:numPr>
       </w:pPr>
       <w:r>
+        <w:rPr/>
         <w:t>Your agent answers again from that file's checker report: GLOW's audit for the documents, axe-core for the web page.</w:t>
       </w:r>
     </w:p>
@@ -102,6 +108,7 @@
         </w:numPr>
       </w:pPr>
       <w:r>
+        <w:rPr/>
         <w:t>Read the new answer, then the before and after.</w:t>
       </w:r>
     </w:p>
@@ -122,6 +129,7 @@
         </w:numPr>
       </w:pPr>
       <w:r>
+        <w:rPr/>
         <w:t>Open Copilot Chat: Control+Alt+I on Windows, or Control+Command+I on a Mac.</w:t>
       </w:r>
     </w:p>
@@ -134,6 +142,7 @@
         </w:numPr>
       </w:pPr>
       <w:r>
+        <w:rPr/>
         <w:t>Type /ground-my-agent and press Enter.</w:t>
       </w:r>
     </w:p>
@@ -146,6 +155,7 @@
         </w:numPr>
       </w:pPr>
       <w:r>
+        <w:rPr/>
         <w:t>Use the same file as this morning.</w:t>
       </w:r>
     </w:p>
@@ -158,6 +168,7 @@
         </w:numPr>
       </w:pPr>
       <w:r>
+        <w:rPr/>
         <w:t>Your agent reads that file's checker report from sample-course/evidence: GLOW's audit for the documents, axe-core for the web page.</w:t>
       </w:r>
     </w:p>
@@ -170,6 +181,7 @@
         </w:numPr>
       </w:pPr>
       <w:r>
+        <w:rPr/>
         <w:t>Read the new answer, then Copilot's before and after.</w:t>
       </w:r>
     </w:p>
@@ -190,6 +202,7 @@
         </w:numPr>
       </w:pPr>
       <w:r>
+        <w:rPr/>
         <w:t>Open the syllabus in Word, choose Review, then Check Accessibility, and paste the results into the chat with your agent. Same skill, different checker.</w:t>
       </w:r>
     </w:p>
@@ -202,6 +215,7 @@
         </w:numPr>
       </w:pPr>
       <w:r>
+        <w:rPr/>
         <w:t>The course announcement is online at letitglow.app/ahg/site. Run Accessibility Insights FastPass on it and compare with its checker report.</w:t>
       </w:r>
     </w:p>
@@ -222,6 +236,7 @@
         </w:numPr>
       </w:pPr>
       <w:r>
+        <w:rPr/>
         <w:t>In the same conversation, paste the review text from letitglow.app/ahg/assistant, under "Review your agent", and press Enter.</w:t>
       </w:r>
     </w:p>
@@ -234,6 +249,7 @@
         </w:numPr>
       </w:pPr>
       <w:r>
+        <w:rPr/>
         <w:t>Read the twelve Yes or Not yet lines, then the one change it suggests and why.</w:t>
       </w:r>
     </w:p>
@@ -246,6 +262,7 @@
         </w:numPr>
       </w:pPr>
       <w:r>
+        <w:rPr/>
         <w:t>Say yes, or reword the change in your own words. Your assistant gives you version 3 of your agent in a box with a Copy button. Copy it and keep it, the same way as in block 2.</w:t>
       </w:r>
     </w:p>
@@ -266,6 +283,7 @@
         </w:numPr>
       </w:pPr>
       <w:r>
+        <w:rPr/>
         <w:t>Type /review-my-agent and press Enter.</w:t>
       </w:r>
     </w:p>
@@ -278,6 +296,7 @@
         </w:numPr>
       </w:pPr>
       <w:r>
+        <w:rPr/>
         <w:t>Read the twelve Yes or Not yet lines, then the one change it suggests and why.</w:t>
       </w:r>
     </w:p>
@@ -290,6 +309,7 @@
         </w:numPr>
       </w:pPr>
       <w:r>
+        <w:rPr/>
         <w:t>Say yes, or reword the change. Copilot saves version 3 of your agent and installs it.</w:t>
       </w:r>
     </w:p>
@@ -303,6 +323,7 @@
     </w:p>
     <w:p>
       <w:r>
+        <w:rPr/>
         <w:t>Your agent's new answer cites at least one WCAG 2.2 criterion with a link, says what a person still needs to check, and you have version 3.</w:t>
       </w:r>
     </w:p>
@@ -316,11 +337,13 @@
     </w:p>
     <w:p>
       <w:r>
+        <w:rPr/>
         <w:t>Read the before and after in examples/maria-alternate-format-planner.md, section 4, and run this block with a ready-made agent. It works the same way.</w:t>
       </w:r>
     </w:p>
     <w:p>
       <w:r>
+        <w:rPr/>
         <w:t>Raise a hand at any time. A helper comes to you.</w:t>
       </w:r>
     </w:p>
@@ -334,6 +357,7 @@
     </w:p>
     <w:p>
       <w:r>
+        <w:rPr/>
         <w:t>Your agent stopped guessing. That is what grounded means, and it is the trusted in the session title.</w:t>
       </w:r>
     </w:p>
@@ -347,6 +371,7 @@
     </w:p>
     <w:p>
       <w:r>
+        <w:rPr/>
         <w:t>Before you ask any AI about a document, run a checker and give it the results: Word's, PowerPoint's or Acrobat's own checker, Accessibility Insights, or axe.</w:t>
       </w:r>
     </w:p>

--- a/docs/ahg-2026/kit/step-cards/4-ground-it.docx
+++ b/docs/ahg-2026/kit/step-cards/4-ground-it.docx
@@ -375,6 +375,33 @@
         <w:t>Before you ask any AI about a document, run a checker and give it the results: Word's, PowerPoint's or Acrobat's own checker, Accessibility Insights, or axe.</w:t>
       </w:r>
     </w:p>
+    <w:p>
+      <w:pPr>
+        <w:pStyle w:val="Heading2"/>
+      </w:pPr>
+      <w:r>
+        <w:t>Sources</w:t>
+      </w:r>
+    </w:p>
+    <w:p>
+      <w:r>
+        <w:rPr/>
+        <w:t xml:space="preserve">Checked on 29 October 2026: the keys on this card are in the kit's README, with their sources. The standard every agent cites is </w:t>
+      </w:r>
+      <w:hyperlink r:id="rId10">
+        <w:r>
+          <w:rPr>
+            <w:rStyle w:val="Hyperlink"/>
+            <w:u w:val="single"/>
+          </w:rPr>
+          <w:t xml:space="preserve">WCAG 2.2</w:t>
+        </w:r>
+      </w:hyperlink>
+      <w:r>
+        <w:rPr/>
+        <w:t>.</w:t>
+      </w:r>
+    </w:p>
     <w:sectPr>
       <w:footerReference w:type="default" r:id="rId9"/>
       <w:pgSz w:w="12240" w:h="15840"/>

--- a/docs/ahg-2026/kit/step-cards/4-ground-it.docx
+++ b/docs/ahg-2026/kit/step-cards/4-ground-it.docx
@@ -12,6 +12,7 @@
     </w:p>
     <w:p>
       <w:r>
+        <w:rPr/>
         <w:t>Block 4 of 7, 1:15 to 2:05.</w:t>
       </w:r>
     </w:p>
@@ -25,6 +26,7 @@
     </w:p>
     <w:p>
       <w:r>
+        <w:rPr/>
         <w:t>Step 4 of 7: your agent, grounded in real evidence.</w:t>
       </w:r>
     </w:p>
@@ -38,6 +40,7 @@
     </w:p>
     <w:p>
       <w:r>
+        <w:rPr/>
         <w:t>Your agent giving cited answers from real evidence, a before and after you can show a colleague, and version 3 of your agent.</w:t>
       </w:r>
     </w:p>
@@ -66,6 +69,7 @@
         </w:numPr>
       </w:pPr>
       <w:r>
+        <w:rPr/>
         <w:t>In the same conversation, paste the text for "Block 4: ground it" from letitglow.app/ahg/assistant, and press Enter. It carries every course file's checker report.</w:t>
       </w:r>
     </w:p>
@@ -78,6 +82,7 @@
         </w:numPr>
       </w:pPr>
       <w:r>
+        <w:rPr/>
         <w:t>Use the same file as this morning.</w:t>
       </w:r>
     </w:p>
@@ -90,6 +95,7 @@
         </w:numPr>
       </w:pPr>
       <w:r>
+        <w:rPr/>
         <w:t>Your agent answers again from that file's checker report: GLOW's audit for the documents, axe-core for the web page.</w:t>
       </w:r>
     </w:p>
@@ -102,6 +108,7 @@
         </w:numPr>
       </w:pPr>
       <w:r>
+        <w:rPr/>
         <w:t>Read the new answer, then the before and after.</w:t>
       </w:r>
     </w:p>
@@ -122,6 +129,7 @@
         </w:numPr>
       </w:pPr>
       <w:r>
+        <w:rPr/>
         <w:t>Open Copilot Chat: Control+Alt+I on Windows, or Control+Command+I on a Mac.</w:t>
       </w:r>
     </w:p>
@@ -134,6 +142,7 @@
         </w:numPr>
       </w:pPr>
       <w:r>
+        <w:rPr/>
         <w:t>Type /ground-my-agent and press Enter.</w:t>
       </w:r>
     </w:p>
@@ -146,6 +155,7 @@
         </w:numPr>
       </w:pPr>
       <w:r>
+        <w:rPr/>
         <w:t>Use the same file as this morning.</w:t>
       </w:r>
     </w:p>
@@ -158,6 +168,7 @@
         </w:numPr>
       </w:pPr>
       <w:r>
+        <w:rPr/>
         <w:t>Your agent reads that file's checker report from sample-course/evidence: GLOW's audit for the documents, axe-core for the web page.</w:t>
       </w:r>
     </w:p>
@@ -170,6 +181,7 @@
         </w:numPr>
       </w:pPr>
       <w:r>
+        <w:rPr/>
         <w:t>Read the new answer, then Copilot's before and after.</w:t>
       </w:r>
     </w:p>
@@ -190,6 +202,7 @@
         </w:numPr>
       </w:pPr>
       <w:r>
+        <w:rPr/>
         <w:t>Open the syllabus in Word, choose Review, then Check Accessibility, and paste the results into the chat with your agent. Same skill, different checker.</w:t>
       </w:r>
     </w:p>
@@ -202,6 +215,7 @@
         </w:numPr>
       </w:pPr>
       <w:r>
+        <w:rPr/>
         <w:t>The course announcement is online at letitglow.app/ahg/site. Run Accessibility Insights FastPass on it and compare with its checker report.</w:t>
       </w:r>
     </w:p>
@@ -222,6 +236,7 @@
         </w:numPr>
       </w:pPr>
       <w:r>
+        <w:rPr/>
         <w:t>In the same conversation, paste the review text from letitglow.app/ahg/assistant, under "Review your agent", and press Enter.</w:t>
       </w:r>
     </w:p>
@@ -234,6 +249,7 @@
         </w:numPr>
       </w:pPr>
       <w:r>
+        <w:rPr/>
         <w:t>Read the twelve Yes or Not yet lines, then the one change it suggests and why.</w:t>
       </w:r>
     </w:p>
@@ -246,6 +262,7 @@
         </w:numPr>
       </w:pPr>
       <w:r>
+        <w:rPr/>
         <w:t>Say yes, or reword the change in your own words. Your assistant gives you version 3 of your agent in a box with a Copy button. Copy it and keep it, the same way as in block 2.</w:t>
       </w:r>
     </w:p>
@@ -266,6 +283,7 @@
         </w:numPr>
       </w:pPr>
       <w:r>
+        <w:rPr/>
         <w:t>Type /review-my-agent and press Enter.</w:t>
       </w:r>
     </w:p>
@@ -278,6 +296,7 @@
         </w:numPr>
       </w:pPr>
       <w:r>
+        <w:rPr/>
         <w:t>Read the twelve Yes or Not yet lines, then the one change it suggests and why.</w:t>
       </w:r>
     </w:p>
@@ -290,6 +309,7 @@
         </w:numPr>
       </w:pPr>
       <w:r>
+        <w:rPr/>
         <w:t>Say yes, or reword the change. Copilot saves version 3 of your agent and installs it.</w:t>
       </w:r>
     </w:p>
@@ -303,6 +323,7 @@
     </w:p>
     <w:p>
       <w:r>
+        <w:rPr/>
         <w:t>Your agent's new answer cites at least one WCAG 2.2 criterion with a link, says what a person still needs to check, and you have version 3.</w:t>
       </w:r>
     </w:p>
@@ -316,11 +337,13 @@
     </w:p>
     <w:p>
       <w:r>
+        <w:rPr/>
         <w:t>Read the before and after in examples/maria-alternate-format-planner.md, section 4, and run this block with a ready-made agent. It works the same way.</w:t>
       </w:r>
     </w:p>
     <w:p>
       <w:r>
+        <w:rPr/>
         <w:t>Raise a hand at any time. A helper comes to you.</w:t>
       </w:r>
     </w:p>
@@ -334,6 +357,7 @@
     </w:p>
     <w:p>
       <w:r>
+        <w:rPr/>
         <w:t>Your agent stopped guessing. That is what grounded means, and it is the trusted in the session title.</w:t>
       </w:r>
     </w:p>
@@ -347,7 +371,35 @@
     </w:p>
     <w:p>
       <w:r>
+        <w:rPr/>
         <w:t>Before you ask any AI about a document, run a checker and give it the results: Word's, PowerPoint's or Acrobat's own checker, Accessibility Insights, or axe.</w:t>
+      </w:r>
+    </w:p>
+    <w:p>
+      <w:pPr>
+        <w:pStyle w:val="Heading2"/>
+      </w:pPr>
+      <w:r>
+        <w:t>Sources</w:t>
+      </w:r>
+    </w:p>
+    <w:p>
+      <w:r>
+        <w:rPr/>
+        <w:t xml:space="preserve">Checked on 29 October 2026: the keys on this card are in the kit's README, with their sources. The standard every agent cites is </w:t>
+      </w:r>
+      <w:hyperlink r:id="rId10">
+        <w:r>
+          <w:rPr>
+            <w:rStyle w:val="Hyperlink"/>
+            <w:u w:val="single"/>
+          </w:rPr>
+          <w:t xml:space="preserve">WCAG 2.2</w:t>
+        </w:r>
+      </w:hyperlink>
+      <w:r>
+        <w:rPr/>
+        <w:t>.</w:t>
       </w:r>
     </w:p>
     <w:sectPr>
